--- a/SWIFT-CSCF/CSW-SWIFT-CSCF-Reference-Design.docx
+++ b/SWIFT-CSCF/CSW-SWIFT-CSCF-Reference-Design.docx
@@ -37,13 +37,13 @@
         <w:t xml:space="preserve">Cisco Secure Workload — SWIFT Customer Security Controls Framework (CSCF)</w:t>
       </w:r>
     </w:p>
-    <w:bookmarkStart w:id="9" w:name="Xa31a4c2133795e424f3f5169218b811b1e788e5"/>
+    <w:bookmarkStart w:id="9" w:name="X0d09b0b6e7284f7d87eac14d390b515741e7a95"/>
     <w:p>
       <w:pPr>
         <w:pStyle w:val="Heading2"/>
       </w:pPr>
       <w:r>
-        <w:t xml:space="preserve">Technical Runbook | Financial Messaging &amp; SWIFT Secure Zone Accounts</w:t>
+        <w:t xml:space="preserve">Reference Design | Financial Messaging &amp; SWIFT Secure Zone Accounts</w:t>
       </w:r>
     </w:p>
     <w:p>
@@ -188,7 +188,7 @@
           <w:b/>
           <w:bCs/>
         </w:rPr>
-        <w:t xml:space="preserve">Questions this runbook helps you answer:</w:t>
+        <w:t xml:space="preserve">Questions this reference design helps you answer:</w:t>
       </w:r>
     </w:p>
     <w:p>
@@ -6294,7 +6294,7 @@
               <w:pStyle w:val="Compact"/>
             </w:pPr>
             <w:r>
-              <w:t xml:space="preserve">Sensor uptime reports; export samples; SOC runbook references</w:t>
+              <w:t xml:space="preserve">Sensor uptime reports; export samples; SOC reference design references</w:t>
             </w:r>
           </w:p>
         </w:tc>
@@ -6440,7 +6440,7 @@
         <w:t xml:space="preserve"> </w:t>
       </w:r>
       <w:r>
-        <w:t xml:space="preserve">runbook navigation only.</w:t>
+        <w:t xml:space="preserve">reference design navigation only.</w:t>
       </w:r>
     </w:p>
     <w:bookmarkStart w:id="40" w:name="X3299cf713dfb114286b98d6fb9d717aa9311f99"/>
